--- a/downloads/workshop-prep-precheck-sample.docx
+++ b/downloads/workshop-prep-precheck-sample.docx
@@ -60,7 +60,7 @@
         <w:rPr>
           <w:b w:val="0"/>
         </w:rPr>
-        <w:t>팀별로 질문 하나에 답하는 60~90초 세로형 현장 리포트 한 편을 만듭니다. 예: ‘청년 기자가 이번 현장에서 발견한 한 가지는?’</w:t>
+        <w:t>팀별로 질문 하나에 답하는 현장 리포트 한 편을 만듭니다. 예: ‘청년 기자가 이번 현장에서 발견한 한 가지는?’</w:t>
       </w:r>
     </w:p>
     <w:p>

--- a/downloads/workshop-prep-precheck-sample.docx
+++ b/downloads/workshop-prep-precheck-sample.docx
@@ -376,7 +376,7 @@
         <w:rPr>
           <w:b w:val="0"/>
         </w:rPr>
-        <w:t>□ 스마트폰을 세로로 들고 9:16 화면으로 찍습니다. 촬영 시작·끝에 1초 여유를 둡니다.</w:t>
+        <w:t>□ 화면 방향은 팀이 정한 대로 맞춰 같은 방향으로 찍습니다. 촬영 시작·끝에 1초 여유를 둡니다.</w:t>
       </w:r>
     </w:p>
     <w:p>
